--- a/data/cvs/cv_211_Neuroscale_AI_Founding_Staff_Software_Engineer___Pytho.docx
+++ b/data/cvs/cv_211_Neuroscale_AI_Founding_Staff_Software_Engineer___Pytho.docx
@@ -86,7 +86,7 @@
         <w:rPr>
           <w:sz w:val="20"/>
         </w:rPr>
-        <w:t>Python-focused Software Engineer with a background in full-stack development and AI engineering. I've built applications across the stack, from Python backends and REST APIs to React frontends, and have deep experience in data annotation, model evaluation, and prompt engineering. Currently, I'm leading full-stack development at Copy Cat Group, including a live SAP API integration and an AI-powered tender scraping pipeline.</w:t>
+        <w:t>Full Stack Developer with a focus on Python and JavaScript, currently building production systems at Copy Cat Group. I have experience in both backend and frontend development, working with Python, Django, Flask, React, and Node.js. My recent work includes integrating AI-driven automation features and building scalable solutions for enterprise clients. I am well-versed in API design, microservices architecture, and cloud deployment, with a strong foundation in software engineering principles.</w:t>
       </w:r>
     </w:p>
     <w:p>
@@ -137,7 +137,7 @@
         <w:rPr>
           <w:sz w:val="20"/>
         </w:rPr>
-        <w:t>React, Node.js, Django, Flask, FastAPI</w:t>
+        <w:t>React, Node.js, Django, Flask</w:t>
       </w:r>
     </w:p>
     <w:p>
@@ -227,7 +227,7 @@
         <w:rPr>
           <w:sz w:val="20"/>
         </w:rPr>
-        <w:t>Git, GitHub, CI/CD, AWS, Docker</w:t>
+        <w:t>Oracle Cloud, Google Cloud Platform, Git, CI/CD, Containerization</w:t>
       </w:r>
     </w:p>
     <w:p>
@@ -245,7 +245,7 @@
         <w:rPr>
           <w:sz w:val="20"/>
         </w:rPr>
-        <w:t>Redis, OpenSearch, Celery, Temporal, orchestration systems, data workflows, search infrastructure, background jobs, cloud deployment, backend systems, production-ready systems, large-scale datasets, high-throughput backend workflows</w:t>
+        <w:t>FastAPI, Redis, OpenSearch, Celery, Temporal, AWS, Scalability, High-throughput systems, Data workflows, Search infrastructure, Backend development, Enterprise-grade systems, Software architecture</w:t>
       </w:r>
     </w:p>
     <w:p>
@@ -263,7 +263,7 @@
         <w:rPr>
           <w:sz w:val="20"/>
         </w:rPr>
-        <w:t>containerized deployments, backend infrastructure reliability, integrations, data pipelines, workflow automation, asynchronous processing systems, backend architecture, engineering standards, observability, performance practices, AI-enabled engineering workflows, modern developer tooling, Cursor, Claude Code</w:t>
+        <w:t>Technical leadership, Mentorship, Engineering standards, Observability, Performance optimization, Asynchronous processing, Integration engineering, Data pipeline development, Workflow automation, Product development, AI-enabled engineering, Modern developer tooling, Agile methodology</w:t>
       </w:r>
     </w:p>
     <w:p>
@@ -313,7 +313,7 @@
         <w:rPr>
           <w:sz w:val="20"/>
         </w:rPr>
-        <w:t>Integrating SAP APIs with an internal Credit Control System, creating an automated, cross-business unit solution.</w:t>
+        <w:t>Integrating SAP APIs with an internal Credit Control System, automating processes for OA and IT business units.</w:t>
       </w:r>
     </w:p>
     <w:p>
@@ -325,7 +325,7 @@
         <w:rPr>
           <w:sz w:val="20"/>
         </w:rPr>
-        <w:t>Designing and building an AI-powered tender scraping pipeline to automate tender opportunity discovery and processing.</w:t>
+        <w:t>Authoring technical documentation: BRD, SDD, and System Design Document for enterprise architecture.</w:t>
       </w:r>
     </w:p>
     <w:p>
@@ -337,7 +337,7 @@
         <w:rPr>
           <w:sz w:val="20"/>
         </w:rPr>
-        <w:t>Authoring technical documentation, including BRDs and SDDs, to formalise project scope and technical specifications for enterprise clients.</w:t>
+        <w:t>Designing and prototyping an AI-powered tender scraping pipeline to automate tender discovery and processing.</w:t>
       </w:r>
     </w:p>
     <w:p>
@@ -407,7 +407,7 @@
         <w:rPr>
           <w:sz w:val="20"/>
         </w:rPr>
-        <w:t>Built and delivered full-stack solutions, including UI components and API optimisation, for diverse U.S. clients.</w:t>
+        <w:t>Built and delivered full-stack solutions, including UI components, APIs, and CMS-based websites, for diverse U.S. clients.</w:t>
       </w:r>
     </w:p>
     <w:p>
@@ -442,7 +442,7 @@
         <w:rPr>
           <w:sz w:val="20"/>
         </w:rPr>
-        <w:t>Performed intent detection and utterance verification for health and agriculture AI systems, ensuring high-quality training data.</w:t>
+        <w:t>Performed intent detection and slot tagging for health and agriculture AI systems, ensuring multilingual annotation quality.</w:t>
       </w:r>
     </w:p>
     <w:p>
